--- a/labs/lab01/report/os-intro-lab01-os-intro-lab01-report.docx
+++ b/labs/lab01/report/os-intro-lab01-os-intro-lab01-report.docx
@@ -7,15 +7,7 @@
         <w:pStyle w:val="Title"/>
       </w:pPr>
       <w:r>
-        <w:t xml:space="preserve">Шаблон отчёта по лабораторной работе</w:t>
-      </w:r>
-    </w:p>
-    <w:p>
-      <w:pPr>
-        <w:pStyle w:val="Subtitle"/>
-      </w:pPr>
-      <w:r>
-        <w:t xml:space="preserve">Простейший вариант</w:t>
+        <w:t xml:space="preserve">Отчёт по лабораторной работе 1</w:t>
       </w:r>
     </w:p>
     <w:p>
@@ -23,7 +15,7 @@
         <w:pStyle w:val="Author"/>
       </w:pPr>
       <w:r>
-        <w:t xml:space="preserve">Дмитрий Сергеевич Кулябов</w:t>
+        <w:t xml:space="preserve">Полина Вячеславовна Белакова</w:t>
       </w:r>
     </w:p>
     <w:sdt>
@@ -66,27 +58,7 @@
         <w:pStyle w:val="FirstParagraph"/>
       </w:pPr>
       <w:r>
-        <w:t xml:space="preserve">Здесь приводится формулировка цели лабораторной работы.</w:t>
-      </w:r>
-      <w:r>
-        <w:t xml:space="preserve"> </w:t>
-      </w:r>
-      <w:r>
-        <w:t xml:space="preserve">Формулировки цели для каждой лабораторной работы приведены в методических указаниях.</w:t>
-      </w:r>
-    </w:p>
-    <w:p>
-      <w:pPr>
-        <w:pStyle w:val="BodyText"/>
-      </w:pPr>
-      <w:r>
-        <w:t xml:space="preserve">Цель данного шаблона — максимально упростить подготовку отчётов по лабораторным работам.</w:t>
-      </w:r>
-      <w:r>
-        <w:t xml:space="preserve"> </w:t>
-      </w:r>
-      <w:r>
-        <w:t xml:space="preserve">Модифицируя данный шаблон, студенты смогут без труда подготовить отчёт по лабораторным работам, а также познакомиться с основными возможностями разметки Markdown.</w:t>
+        <w:t xml:space="preserve">Целью данной работы является приобретение практических навыков установки операционной системы на виртуальную машину, настройки минимально необходимых для дальнейшей работы сервисов.</w:t>
       </w:r>
     </w:p>
     <w:bookmarkEnd w:id="20"/>
@@ -101,53 +73,55 @@
     </w:p>
     <w:p>
       <w:pPr>
+        <w:pStyle w:val="Compact"/>
+        <w:numPr>
+          <w:ilvl w:val="0"/>
+          <w:numId w:val="1001"/>
+        </w:numPr>
+      </w:pPr>
+      <w:r>
+        <w:t xml:space="preserve">Установка дистрибутива Fedore Sway на виртуальную машину.</w:t>
+      </w:r>
+    </w:p>
+    <w:p>
+      <w:pPr>
+        <w:pStyle w:val="Compact"/>
+        <w:numPr>
+          <w:ilvl w:val="0"/>
+          <w:numId w:val="1001"/>
+        </w:numPr>
+      </w:pPr>
+      <w:r>
+        <w:t xml:space="preserve">Начальная настройка Fedora Sway.</w:t>
+      </w:r>
+    </w:p>
+    <w:bookmarkEnd w:id="21"/>
+    <w:bookmarkStart w:id="34" w:name="выполнение-лабораторной-работы"/>
+    <w:p>
+      <w:pPr>
+        <w:pStyle w:val="Heading1"/>
+      </w:pPr>
+      <w:r>
+        <w:t xml:space="preserve">3. Выполнение лабораторной работы</w:t>
+      </w:r>
+    </w:p>
+    <w:p>
+      <w:pPr>
         <w:pStyle w:val="FirstParagraph"/>
       </w:pPr>
       <w:r>
-        <w:t xml:space="preserve">Здесь приводится описание задания в соответствии с рекомендациями методического пособия и выданным вариантом.</w:t>
-      </w:r>
-    </w:p>
-    <w:bookmarkEnd w:id="21"/>
-    <w:bookmarkStart w:id="23" w:name="теоретическое-введение"/>
-    <w:p>
-      <w:pPr>
-        <w:pStyle w:val="Heading1"/>
-      </w:pPr>
-      <w:r>
-        <w:t xml:space="preserve">3. Теоретическое введение</w:t>
-      </w:r>
-    </w:p>
-    <w:p>
-      <w:pPr>
-        <w:pStyle w:val="FirstParagraph"/>
-      </w:pPr>
-      <w:r>
-        <w:t xml:space="preserve">Здесь описываются теоретические аспекты, связанные с выполнением работы.</w:t>
-      </w:r>
-    </w:p>
-    <w:p>
-      <w:pPr>
-        <w:pStyle w:val="BodyText"/>
-      </w:pPr>
-      <w:r>
-        <w:t xml:space="preserve">Например, в</w:t>
-      </w:r>
-      <w:r>
-        <w:t xml:space="preserve"> </w:t>
-      </w:r>
-      <w:hyperlink w:anchor="tbl-std-dir">
+        <w:t xml:space="preserve">Устанавливаю образ на виртуальную машину и выпольняю настройку. Потом запускаю виртуальную машину(</w:t>
+      </w:r>
+      <w:hyperlink w:anchor="fig-001">
         <w:r>
           <w:rPr>
             <w:rStyle w:val="Hyperlink"/>
           </w:rPr>
-          <w:t xml:space="preserve">табл. 1</w:t>
+          <w:t xml:space="preserve">рис. 1</w:t>
         </w:r>
       </w:hyperlink>
       <w:r>
-        <w:t xml:space="preserve"> </w:t>
-      </w:r>
-      <w:r>
-        <w:t xml:space="preserve">приведено краткое описание стандартных каталогов Unix.</w:t>
+        <w:t xml:space="preserve">).</w:t>
       </w:r>
     </w:p>
     <w:tbl>
@@ -163,7 +137,13 @@
       <w:tr>
         <w:tc>
           <w:tcPr/>
-          <w:bookmarkStart w:id="22" w:name="tbl-std-dir"/>
+          <w:bookmarkStart w:id="22" w:name="fig-001"/>
+          <w:p>
+            <w:pPr>
+              <w:pStyle w:val="Compact"/>
+              <w:jc w:val="center"/>
+            </w:pPr>
+          </w:p>
           <w:p>
             <w:pPr>
               <w:jc w:val="center"/>
@@ -174,293 +154,10 @@
               <w:pStyle w:val="ImageCaption"/>
             </w:pPr>
             <w:r>
-              <w:t xml:space="preserve">Таблица 1: Описание некоторых каталогов файловой системы GNU Linux</w:t>
+              <w:t xml:space="preserve">Рисунок 1: Начальный экран Fedora Sway</w:t>
             </w:r>
           </w:p>
-          <w:tbl>
-            <w:tblPr>
-              <w:tblStyle w:val="Table"/>
-              <w:tblW w:type="pct" w:w="5000"/>
-              <w:tblLayout w:type="fixed"/>
-              <w:tblLook w:firstRow="1" w:lastRow="0" w:firstColumn="0" w:lastColumn="0" w:noHBand="0" w:noVBand="0" w:val="0020"/>
-            </w:tblPr>
-            <w:tblGrid>
-              <w:gridCol w:w="803"/>
-              <w:gridCol w:w="7116"/>
-            </w:tblGrid>
-            <w:tr>
-              <w:trPr>
-                <w:tblHeader w:val="on"/>
-              </w:trPr>
-              <w:tc>
-                <w:tcPr/>
-                <w:p>
-                  <w:pPr>
-                    <w:pStyle w:val="Compact"/>
-                    <w:jc w:val="center"/>
-                  </w:pPr>
-                  <w:r>
-                    <w:t xml:space="preserve">Имя каталога</w:t>
-                  </w:r>
-                </w:p>
-              </w:tc>
-              <w:tc>
-                <w:tcPr/>
-                <w:p>
-                  <w:pPr>
-                    <w:pStyle w:val="Compact"/>
-                    <w:jc w:val="center"/>
-                  </w:pPr>
-                  <w:r>
-                    <w:t xml:space="preserve">Описание каталога</w:t>
-                  </w:r>
-                </w:p>
-              </w:tc>
-            </w:tr>
-            <w:tr>
-              <w:tc>
-                <w:tcPr/>
-                <w:p>
-                  <w:pPr>
-                    <w:pStyle w:val="Compact"/>
-                    <w:jc w:val="center"/>
-                  </w:pPr>
-                  <w:r>
-                    <w:rPr>
-                      <w:rStyle w:val="VerbatimChar"/>
-                    </w:rPr>
-                    <w:t xml:space="preserve">/</w:t>
-                  </w:r>
-                </w:p>
-              </w:tc>
-              <w:tc>
-                <w:tcPr/>
-                <w:p>
-                  <w:pPr>
-                    <w:pStyle w:val="Compact"/>
-                    <w:jc w:val="center"/>
-                  </w:pPr>
-                  <w:r>
-                    <w:t xml:space="preserve">Корневая директория, содержащая всю файловую</w:t>
-                  </w:r>
-                </w:p>
-              </w:tc>
-            </w:tr>
-            <w:tr>
-              <w:tc>
-                <w:tcPr/>
-                <w:p>
-                  <w:pPr>
-                    <w:pStyle w:val="Compact"/>
-                    <w:jc w:val="center"/>
-                  </w:pPr>
-                  <w:r>
-                    <w:rPr>
-                      <w:rStyle w:val="VerbatimChar"/>
-                    </w:rPr>
-                    <w:t xml:space="preserve">/bin</w:t>
-                  </w:r>
-                </w:p>
-              </w:tc>
-              <w:tc>
-                <w:tcPr/>
-                <w:p>
-                  <w:pPr>
-                    <w:pStyle w:val="Compact"/>
-                    <w:jc w:val="center"/>
-                  </w:pPr>
-                  <w:r>
-                    <w:t xml:space="preserve">Основные системные утилиты, необходимые как в однопользовательском режиме, так и при обычной работе всем пользователям</w:t>
-                  </w:r>
-                </w:p>
-              </w:tc>
-            </w:tr>
-            <w:tr>
-              <w:tc>
-                <w:tcPr/>
-                <w:p>
-                  <w:pPr>
-                    <w:pStyle w:val="Compact"/>
-                    <w:jc w:val="center"/>
-                  </w:pPr>
-                  <w:r>
-                    <w:rPr>
-                      <w:rStyle w:val="VerbatimChar"/>
-                    </w:rPr>
-                    <w:t xml:space="preserve">/etc</w:t>
-                  </w:r>
-                </w:p>
-              </w:tc>
-              <w:tc>
-                <w:tcPr/>
-                <w:p>
-                  <w:pPr>
-                    <w:pStyle w:val="Compact"/>
-                    <w:jc w:val="center"/>
-                  </w:pPr>
-                  <w:r>
-                    <w:t xml:space="preserve">Общесистемные конфигурационные файлы и файлы конфигурации установленных программ</w:t>
-                  </w:r>
-                </w:p>
-              </w:tc>
-            </w:tr>
-            <w:tr>
-              <w:tc>
-                <w:tcPr/>
-                <w:p>
-                  <w:pPr>
-                    <w:pStyle w:val="Compact"/>
-                    <w:jc w:val="center"/>
-                  </w:pPr>
-                  <w:r>
-                    <w:rPr>
-                      <w:rStyle w:val="VerbatimChar"/>
-                    </w:rPr>
-                    <w:t xml:space="preserve">/home</w:t>
-                  </w:r>
-                </w:p>
-              </w:tc>
-              <w:tc>
-                <w:tcPr/>
-                <w:p>
-                  <w:pPr>
-                    <w:pStyle w:val="Compact"/>
-                    <w:jc w:val="center"/>
-                  </w:pPr>
-                  <w:r>
-                    <w:t xml:space="preserve">Содержит домашние директории пользователей, которые, в свою очередь, содержат персональные настройки и данные пользователя</w:t>
-                  </w:r>
-                </w:p>
-              </w:tc>
-            </w:tr>
-            <w:tr>
-              <w:tc>
-                <w:tcPr/>
-                <w:p>
-                  <w:pPr>
-                    <w:pStyle w:val="Compact"/>
-                    <w:jc w:val="center"/>
-                  </w:pPr>
-                  <w:r>
-                    <w:rPr>
-                      <w:rStyle w:val="VerbatimChar"/>
-                    </w:rPr>
-                    <w:t xml:space="preserve">/media</w:t>
-                  </w:r>
-                </w:p>
-              </w:tc>
-              <w:tc>
-                <w:tcPr/>
-                <w:p>
-                  <w:pPr>
-                    <w:pStyle w:val="Compact"/>
-                    <w:jc w:val="center"/>
-                  </w:pPr>
-                  <w:r>
-                    <w:t xml:space="preserve">Точки монтирования для сменных носителей</w:t>
-                  </w:r>
-                </w:p>
-              </w:tc>
-            </w:tr>
-            <w:tr>
-              <w:tc>
-                <w:tcPr/>
-                <w:p>
-                  <w:pPr>
-                    <w:pStyle w:val="Compact"/>
-                    <w:jc w:val="center"/>
-                  </w:pPr>
-                  <w:r>
-                    <w:rPr>
-                      <w:rStyle w:val="VerbatimChar"/>
-                    </w:rPr>
-                    <w:t xml:space="preserve">/root</w:t>
-                  </w:r>
-                </w:p>
-              </w:tc>
-              <w:tc>
-                <w:tcPr/>
-                <w:p>
-                  <w:pPr>
-                    <w:pStyle w:val="Compact"/>
-                    <w:jc w:val="center"/>
-                  </w:pPr>
-                  <w:r>
-                    <w:t xml:space="preserve">Домашняя директория пользователя</w:t>
-                  </w:r>
-                  <w:r>
-                    <w:t xml:space="preserve"> </w:t>
-                  </w:r>
-                  <w:r>
-                    <w:rPr>
-                      <w:rStyle w:val="VerbatimChar"/>
-                    </w:rPr>
-                    <w:t xml:space="preserve">root</w:t>
-                  </w:r>
-                </w:p>
-              </w:tc>
-            </w:tr>
-            <w:tr>
-              <w:tc>
-                <w:tcPr/>
-                <w:p>
-                  <w:pPr>
-                    <w:pStyle w:val="Compact"/>
-                    <w:jc w:val="center"/>
-                  </w:pPr>
-                  <w:r>
-                    <w:rPr>
-                      <w:rStyle w:val="VerbatimChar"/>
-                    </w:rPr>
-                    <w:t xml:space="preserve">/tmp</w:t>
-                  </w:r>
-                </w:p>
-              </w:tc>
-              <w:tc>
-                <w:tcPr/>
-                <w:p>
-                  <w:pPr>
-                    <w:pStyle w:val="Compact"/>
-                    <w:jc w:val="center"/>
-                  </w:pPr>
-                  <w:r>
-                    <w:t xml:space="preserve">Временные файлы</w:t>
-                  </w:r>
-                </w:p>
-              </w:tc>
-            </w:tr>
-            <w:tr>
-              <w:tc>
-                <w:tcPr/>
-                <w:p>
-                  <w:pPr>
-                    <w:pStyle w:val="Compact"/>
-                    <w:jc w:val="center"/>
-                  </w:pPr>
-                  <w:r>
-                    <w:rPr>
-                      <w:rStyle w:val="VerbatimChar"/>
-                    </w:rPr>
-                    <w:t xml:space="preserve">/usr</w:t>
-                  </w:r>
-                </w:p>
-              </w:tc>
-              <w:tc>
-                <w:tcPr/>
-                <w:p>
-                  <w:pPr>
-                    <w:pStyle w:val="Compact"/>
-                    <w:jc w:val="center"/>
-                  </w:pPr>
-                  <w:r>
-                    <w:t xml:space="preserve">Вторичная иерархия для данных пользователя</w:t>
-                  </w:r>
-                </w:p>
-              </w:tc>
-            </w:tr>
-          </w:tbl>
           <w:bookmarkEnd w:id="22"/>
-          <w:p/>
         </w:tc>
       </w:tr>
     </w:tbl>
@@ -469,45 +166,18 @@
         <w:pStyle w:val="BodyText"/>
       </w:pPr>
       <w:r>
-        <w:t xml:space="preserve">Более подробно про Unix см. в</w:t>
-      </w:r>
-      <w:r>
-        <w:t xml:space="preserve"> </w:t>
-      </w:r>
-      <w:r>
-        <w:t xml:space="preserve">[1–4]</w:t>
-      </w:r>
-      <w:r>
-        <w:t xml:space="preserve">.</w:t>
-      </w:r>
-    </w:p>
-    <w:bookmarkEnd w:id="23"/>
-    <w:bookmarkStart w:id="28" w:name="выполнение-лабораторной-работы"/>
-    <w:p>
-      <w:pPr>
-        <w:pStyle w:val="Heading1"/>
-      </w:pPr>
-      <w:r>
-        <w:t xml:space="preserve">4. Выполнение лабораторной работы</w:t>
-      </w:r>
-    </w:p>
-    <w:p>
-      <w:pPr>
-        <w:pStyle w:val="FirstParagraph"/>
-      </w:pPr>
-      <w:r>
-        <w:t xml:space="preserve">Описываются проведённые действия, в качестве иллюстрации даётся ссылка на иллюстрацию (</w:t>
-      </w:r>
-      <w:hyperlink w:anchor="fig-001">
+        <w:t xml:space="preserve">Ввожу команду liveinst для установки необходимого программного обеспечения и настройки операционной системы (</w:t>
+      </w:r>
+      <w:hyperlink w:anchor="fig-002">
         <w:r>
           <w:rPr>
             <w:rStyle w:val="Hyperlink"/>
           </w:rPr>
-          <w:t xml:space="preserve">рис. 1</w:t>
+          <w:t xml:space="preserve">рис. 2</w:t>
         </w:r>
       </w:hyperlink>
       <w:r>
-        <w:t xml:space="preserve">).</w:t>
+        <w:t xml:space="preserve">)</w:t>
       </w:r>
     </w:p>
     <w:tbl>
@@ -523,54 +193,12 @@
       <w:tr>
         <w:tc>
           <w:tcPr/>
-          <w:bookmarkStart w:id="27" w:name="fig-001"/>
+          <w:bookmarkStart w:id="23" w:name="fig-002"/>
           <w:p>
             <w:pPr>
               <w:pStyle w:val="Compact"/>
               <w:jc w:val="center"/>
             </w:pPr>
-            <w:r>
-              <w:drawing>
-                <wp:inline>
-                  <wp:extent cx="3733800" cy="1938906"/>
-                  <wp:effectExtent b="0" l="0" r="0" t="0"/>
-                  <wp:docPr descr="" title="" id="25" name="Picture"/>
-                  <a:graphic>
-                    <a:graphicData uri="http://schemas.openxmlformats.org/drawingml/2006/picture">
-                      <pic:pic>
-                        <pic:nvPicPr>
-                          <pic:cNvPr descr="image/solvay.jpg" id="26" name="Picture"/>
-                          <pic:cNvPicPr>
-                            <a:picLocks noChangeArrowheads="1" noChangeAspect="1"/>
-                          </pic:cNvPicPr>
-                        </pic:nvPicPr>
-                        <pic:blipFill>
-                          <a:blip r:embed="rId24"/>
-                          <a:stretch>
-                            <a:fillRect/>
-                          </a:stretch>
-                        </pic:blipFill>
-                        <pic:spPr bwMode="auto">
-                          <a:xfrm>
-                            <a:off x="0" y="0"/>
-                            <a:ext cx="3733800" cy="1938906"/>
-                          </a:xfrm>
-                          <a:prstGeom prst="rect">
-                            <a:avLst/>
-                          </a:prstGeom>
-                          <a:noFill/>
-                          <a:ln w="9525">
-                            <a:noFill/>
-                            <a:headEnd/>
-                            <a:tailEnd/>
-                          </a:ln>
-                        </pic:spPr>
-                      </pic:pic>
-                    </a:graphicData>
-                  </a:graphic>
-                </wp:inline>
-              </w:drawing>
-            </w:r>
           </w:p>
           <w:p>
             <w:pPr>
@@ -582,143 +210,603 @@
               <w:pStyle w:val="ImageCaption"/>
             </w:pPr>
             <w:r>
-              <w:t xml:space="preserve">Рисунок 1: V Сольвеевский конгресс (1927) «Электроны и фотоны»</w:t>
+              <w:t xml:space="preserve">Рисунок 2: Завершение настройки операционной системы</w:t>
+            </w:r>
+          </w:p>
+          <w:bookmarkEnd w:id="23"/>
+        </w:tc>
+      </w:tr>
+    </w:tbl>
+    <w:p>
+      <w:pPr>
+        <w:pStyle w:val="BodyText"/>
+      </w:pPr>
+      <w:r>
+        <w:t xml:space="preserve">Ввожу команду sudo -i, чтобы иметь права суперпользователя и установливаю средства разработки(</w:t>
+      </w:r>
+      <w:hyperlink w:anchor="fig-003">
+        <w:r>
+          <w:rPr>
+            <w:rStyle w:val="Hyperlink"/>
+          </w:rPr>
+          <w:t xml:space="preserve">рис. 3</w:t>
+        </w:r>
+      </w:hyperlink>
+      <w:r>
+        <w:t xml:space="preserve">)</w:t>
+      </w:r>
+    </w:p>
+    <w:tbl>
+      <w:tblPr>
+        <w:tblStyle w:val="Table"/>
+        <w:tblW w:type="pct" w:w="5000"/>
+        <w:tblLayout w:type="fixed"/>
+        <w:tblLook w:firstRow="0" w:lastRow="0" w:firstColumn="0" w:lastColumn="0" w:noHBand="0" w:noVBand="0" w:val="0000"/>
+      </w:tblPr>
+      <w:tblGrid>
+        <w:gridCol w:w="7920"/>
+      </w:tblGrid>
+      <w:tr>
+        <w:tc>
+          <w:tcPr/>
+          <w:bookmarkStart w:id="24" w:name="fig-003"/>
+          <w:p>
+            <w:pPr>
+              <w:pStyle w:val="Compact"/>
+              <w:jc w:val="center"/>
+            </w:pPr>
+          </w:p>
+          <w:p>
+            <w:pPr>
+              <w:jc w:val="center"/>
+            </w:pPr>
+            <w:pPr>
+              <w:jc w:val="left"/>
+              <w:spacing w:before="200"/>
+              <w:pStyle w:val="ImageCaption"/>
+            </w:pPr>
+            <w:r>
+              <w:t xml:space="preserve">Рисунок 3: Установка средств разработки</w:t>
+            </w:r>
+          </w:p>
+          <w:bookmarkEnd w:id="24"/>
+        </w:tc>
+      </w:tr>
+    </w:tbl>
+    <w:p>
+      <w:pPr>
+        <w:pStyle w:val="BodyText"/>
+      </w:pPr>
+      <w:r>
+        <w:t xml:space="preserve">Ввожу команду для обновления (</w:t>
+      </w:r>
+      <w:hyperlink w:anchor="fig-004">
+        <w:r>
+          <w:rPr>
+            <w:rStyle w:val="Hyperlink"/>
+          </w:rPr>
+          <w:t xml:space="preserve">рис. 4</w:t>
+        </w:r>
+      </w:hyperlink>
+      <w:r>
+        <w:t xml:space="preserve">)</w:t>
+      </w:r>
+    </w:p>
+    <w:tbl>
+      <w:tblPr>
+        <w:tblStyle w:val="Table"/>
+        <w:tblW w:type="pct" w:w="5000"/>
+        <w:tblLayout w:type="fixed"/>
+        <w:tblLook w:firstRow="0" w:lastRow="0" w:firstColumn="0" w:lastColumn="0" w:noHBand="0" w:noVBand="0" w:val="0000"/>
+      </w:tblPr>
+      <w:tblGrid>
+        <w:gridCol w:w="7920"/>
+      </w:tblGrid>
+      <w:tr>
+        <w:tc>
+          <w:tcPr/>
+          <w:bookmarkStart w:id="25" w:name="fig-004"/>
+          <w:p>
+            <w:pPr>
+              <w:pStyle w:val="Compact"/>
+              <w:jc w:val="center"/>
+            </w:pPr>
+          </w:p>
+          <w:p>
+            <w:pPr>
+              <w:jc w:val="center"/>
+            </w:pPr>
+            <w:pPr>
+              <w:jc w:val="left"/>
+              <w:spacing w:before="200"/>
+              <w:pStyle w:val="ImageCaption"/>
+            </w:pPr>
+            <w:r>
+              <w:t xml:space="preserve">Рисунок 4: Обновление системы</w:t>
+            </w:r>
+          </w:p>
+          <w:bookmarkEnd w:id="25"/>
+        </w:tc>
+      </w:tr>
+    </w:tbl>
+    <w:p>
+      <w:pPr>
+        <w:pStyle w:val="BodyText"/>
+      </w:pPr>
+      <w:r>
+        <w:t xml:space="preserve">Устанавливаю программу для удобства работы в консоле (</w:t>
+      </w:r>
+      <w:hyperlink w:anchor="fig-005">
+        <w:r>
+          <w:rPr>
+            <w:rStyle w:val="Hyperlink"/>
+          </w:rPr>
+          <w:t xml:space="preserve">рис. 5</w:t>
+        </w:r>
+      </w:hyperlink>
+      <w:r>
+        <w:t xml:space="preserve">)</w:t>
+      </w:r>
+    </w:p>
+    <w:tbl>
+      <w:tblPr>
+        <w:tblStyle w:val="Table"/>
+        <w:tblW w:type="pct" w:w="5000"/>
+        <w:tblLayout w:type="fixed"/>
+        <w:tblLook w:firstRow="0" w:lastRow="0" w:firstColumn="0" w:lastColumn="0" w:noHBand="0" w:noVBand="0" w:val="0000"/>
+      </w:tblPr>
+      <w:tblGrid>
+        <w:gridCol w:w="7920"/>
+      </w:tblGrid>
+      <w:tr>
+        <w:tc>
+          <w:tcPr/>
+          <w:bookmarkStart w:id="26" w:name="fig-005"/>
+          <w:p>
+            <w:pPr>
+              <w:pStyle w:val="Compact"/>
+              <w:jc w:val="center"/>
+            </w:pPr>
+          </w:p>
+          <w:p>
+            <w:pPr>
+              <w:jc w:val="center"/>
+            </w:pPr>
+            <w:pPr>
+              <w:jc w:val="left"/>
+              <w:spacing w:before="200"/>
+              <w:pStyle w:val="ImageCaption"/>
+            </w:pPr>
+            <w:r>
+              <w:t xml:space="preserve">Рисунок 5: Программа для удобства работы в консоле</w:t>
+            </w:r>
+          </w:p>
+          <w:bookmarkEnd w:id="26"/>
+        </w:tc>
+      </w:tr>
+    </w:tbl>
+    <w:p>
+      <w:pPr>
+        <w:pStyle w:val="BodyText"/>
+      </w:pPr>
+      <w:r>
+        <w:t xml:space="preserve">Ввожу команду для авто обновления (</w:t>
+      </w:r>
+      <w:hyperlink w:anchor="fig-006">
+        <w:r>
+          <w:rPr>
+            <w:rStyle w:val="Hyperlink"/>
+          </w:rPr>
+          <w:t xml:space="preserve">рис. 6</w:t>
+        </w:r>
+      </w:hyperlink>
+      <w:r>
+        <w:t xml:space="preserve">)</w:t>
+      </w:r>
+    </w:p>
+    <w:tbl>
+      <w:tblPr>
+        <w:tblStyle w:val="Table"/>
+        <w:tblW w:type="pct" w:w="5000"/>
+        <w:tblLayout w:type="fixed"/>
+        <w:tblLook w:firstRow="0" w:lastRow="0" w:firstColumn="0" w:lastColumn="0" w:noHBand="0" w:noVBand="0" w:val="0000"/>
+      </w:tblPr>
+      <w:tblGrid>
+        <w:gridCol w:w="7920"/>
+      </w:tblGrid>
+      <w:tr>
+        <w:tc>
+          <w:tcPr/>
+          <w:bookmarkStart w:id="27" w:name="fig-006"/>
+          <w:p>
+            <w:pPr>
+              <w:pStyle w:val="Compact"/>
+              <w:jc w:val="center"/>
+            </w:pPr>
+          </w:p>
+          <w:p>
+            <w:pPr>
+              <w:jc w:val="center"/>
+            </w:pPr>
+            <w:pPr>
+              <w:jc w:val="left"/>
+              <w:spacing w:before="200"/>
+              <w:pStyle w:val="ImageCaption"/>
+            </w:pPr>
+            <w:r>
+              <w:t xml:space="preserve">Рисунок 6: Каманда для авто обновления</w:t>
             </w:r>
           </w:p>
           <w:bookmarkEnd w:id="27"/>
         </w:tc>
       </w:tr>
     </w:tbl>
-    <w:bookmarkEnd w:id="28"/>
-    <w:bookmarkStart w:id="29" w:name="выводы"/>
-    <w:p>
-      <w:pPr>
-        <w:pStyle w:val="Heading1"/>
-      </w:pPr>
-      <w:r>
-        <w:t xml:space="preserve">5. Выводы</w:t>
-      </w:r>
-    </w:p>
-    <w:p>
-      <w:pPr>
-        <w:pStyle w:val="FirstParagraph"/>
-      </w:pPr>
-      <w:r>
-        <w:t xml:space="preserve">Здесь кратко описываются итоги проделанной работы.</w:t>
-      </w:r>
-    </w:p>
-    <w:bookmarkEnd w:id="29"/>
-    <w:bookmarkStart w:id="36" w:name="список-литературы"/>
-    <w:p>
-      <w:pPr>
-        <w:pStyle w:val="Heading1"/>
-      </w:pPr>
-      <w:r>
-        <w:t xml:space="preserve">Список литературы</w:t>
-      </w:r>
-    </w:p>
-    <w:bookmarkStart w:id="35" w:name="refs"/>
-    <w:bookmarkStart w:id="30" w:name="ref-tanenbaum_book_modern-os_ru"/>
-    <w:p>
-      <w:pPr>
-        <w:pStyle w:val="Bibliography"/>
-      </w:pPr>
-      <w:r>
-        <w:t xml:space="preserve">1.</w:t>
-      </w:r>
-      <w:r>
-        <w:t xml:space="preserve"> </w:t>
-      </w:r>
-      <w:r>
-        <w:t xml:space="preserve">	</w:t>
-      </w:r>
-      <w:r>
-        <w:t xml:space="preserve">Таненбаум Э., Бос Х.</w:t>
-      </w:r>
-      <w:r>
-        <w:t xml:space="preserve"> </w:t>
-      </w:r>
-      <w:r>
-        <w:t xml:space="preserve">Современные операционные системы</w:t>
-      </w:r>
-      <w:r>
-        <w:t xml:space="preserve">. 4-е изд. СПб.: Питер, 2015. 1120 с.</w:t>
-      </w:r>
-    </w:p>
-    <w:bookmarkEnd w:id="30"/>
-    <w:bookmarkStart w:id="31" w:name="ref-robbins_book_bash_en"/>
-    <w:p>
-      <w:pPr>
-        <w:pStyle w:val="Bibliography"/>
-      </w:pPr>
-      <w:r>
-        <w:t xml:space="preserve">2.</w:t>
-      </w:r>
-      <w:r>
-        <w:t xml:space="preserve"> </w:t>
-      </w:r>
-      <w:r>
-        <w:t xml:space="preserve">	</w:t>
-      </w:r>
-      <w:r>
-        <w:t xml:space="preserve">Robbins A. Bash Pocket Reference. O’Reilly Media, 2016. 156 с.</w:t>
-      </w:r>
-    </w:p>
-    <w:bookmarkEnd w:id="31"/>
-    <w:bookmarkStart w:id="32" w:name="ref-zarrelli_book_mastering-bash_en"/>
-    <w:p>
-      <w:pPr>
-        <w:pStyle w:val="Bibliography"/>
-      </w:pPr>
-      <w:r>
-        <w:t xml:space="preserve">3.</w:t>
-      </w:r>
-      <w:r>
-        <w:t xml:space="preserve"> </w:t>
-      </w:r>
-      <w:r>
-        <w:t xml:space="preserve">	</w:t>
-      </w:r>
-      <w:r>
-        <w:t xml:space="preserve">Zarrelli G. Mastering Bash. Packt Publishing, 2017. 502 с.</w:t>
-      </w:r>
-    </w:p>
-    <w:bookmarkEnd w:id="32"/>
-    <w:bookmarkStart w:id="34" w:name="ref-newham_book_learning-bash_en"/>
-    <w:p>
-      <w:pPr>
-        <w:pStyle w:val="Bibliography"/>
-      </w:pPr>
-      <w:r>
-        <w:t xml:space="preserve">4.</w:t>
-      </w:r>
-      <w:r>
-        <w:t xml:space="preserve"> </w:t>
-      </w:r>
-      <w:r>
-        <w:t xml:space="preserve">	</w:t>
-      </w:r>
-      <w:r>
-        <w:t xml:space="preserve">Newham C.</w:t>
-      </w:r>
-      <w:r>
-        <w:t xml:space="preserve"> </w:t>
-      </w:r>
-      <w:hyperlink r:id="rId33">
+    <w:p>
+      <w:pPr>
+        <w:pStyle w:val="BodyText"/>
+      </w:pPr>
+      <w:r>
+        <w:t xml:space="preserve">Отключаю систему безопасности SeLinux (</w:t>
+      </w:r>
+      <w:hyperlink w:anchor="fig-007">
         <w:r>
           <w:rPr>
             <w:rStyle w:val="Hyperlink"/>
           </w:rPr>
-          <w:t xml:space="preserve">Learning the bash Shell: Unix Shell Programming</w:t>
+          <w:t xml:space="preserve">рис. 7</w:t>
         </w:r>
       </w:hyperlink>
       <w:r>
-        <w:t xml:space="preserve">. O’Reilly Media, 2005. 354 с.</w:t>
-      </w:r>
-    </w:p>
+        <w:t xml:space="preserve">)</w:t>
+      </w:r>
+    </w:p>
+    <w:tbl>
+      <w:tblPr>
+        <w:tblStyle w:val="Table"/>
+        <w:tblW w:type="pct" w:w="5000"/>
+        <w:tblLayout w:type="fixed"/>
+        <w:tblLook w:firstRow="0" w:lastRow="0" w:firstColumn="0" w:lastColumn="0" w:noHBand="0" w:noVBand="0" w:val="0000"/>
+      </w:tblPr>
+      <w:tblGrid>
+        <w:gridCol w:w="7920"/>
+      </w:tblGrid>
+      <w:tr>
+        <w:tc>
+          <w:tcPr/>
+          <w:bookmarkStart w:id="28" w:name="fig-007"/>
+          <w:p>
+            <w:pPr>
+              <w:pStyle w:val="Compact"/>
+              <w:jc w:val="center"/>
+            </w:pPr>
+          </w:p>
+          <w:p>
+            <w:pPr>
+              <w:jc w:val="center"/>
+            </w:pPr>
+            <w:pPr>
+              <w:jc w:val="left"/>
+              <w:spacing w:before="200"/>
+              <w:pStyle w:val="ImageCaption"/>
+            </w:pPr>
+            <w:r>
+              <w:t xml:space="preserve">Рисунок 7: Отключаю SeLinux</w:t>
+            </w:r>
+          </w:p>
+          <w:bookmarkEnd w:id="28"/>
+        </w:tc>
+      </w:tr>
+    </w:tbl>
+    <w:p>
+      <w:pPr>
+        <w:pStyle w:val="BodyText"/>
+      </w:pPr>
+      <w:r>
+        <w:t xml:space="preserve">Открываю файл для настройки языка (</w:t>
+      </w:r>
+      <w:hyperlink w:anchor="fig-008">
+        <w:r>
+          <w:rPr>
+            <w:rStyle w:val="Hyperlink"/>
+          </w:rPr>
+          <w:t xml:space="preserve">рис. 8</w:t>
+        </w:r>
+      </w:hyperlink>
+      <w:r>
+        <w:t xml:space="preserve">)</w:t>
+      </w:r>
+    </w:p>
+    <w:tbl>
+      <w:tblPr>
+        <w:tblStyle w:val="Table"/>
+        <w:tblW w:type="pct" w:w="5000"/>
+        <w:tblLayout w:type="fixed"/>
+        <w:tblLook w:firstRow="0" w:lastRow="0" w:firstColumn="0" w:lastColumn="0" w:noHBand="0" w:noVBand="0" w:val="0000"/>
+      </w:tblPr>
+      <w:tblGrid>
+        <w:gridCol w:w="7920"/>
+      </w:tblGrid>
+      <w:tr>
+        <w:tc>
+          <w:tcPr/>
+          <w:bookmarkStart w:id="29" w:name="fig-008"/>
+          <w:p>
+            <w:pPr>
+              <w:pStyle w:val="Compact"/>
+              <w:jc w:val="center"/>
+            </w:pPr>
+          </w:p>
+          <w:p>
+            <w:pPr>
+              <w:jc w:val="center"/>
+            </w:pPr>
+            <w:pPr>
+              <w:jc w:val="left"/>
+              <w:spacing w:before="200"/>
+              <w:pStyle w:val="ImageCaption"/>
+            </w:pPr>
+            <w:r>
+              <w:t xml:space="preserve">Рисунок 8: Настройка языка</w:t>
+            </w:r>
+          </w:p>
+          <w:bookmarkEnd w:id="29"/>
+        </w:tc>
+      </w:tr>
+    </w:tbl>
+    <w:p>
+      <w:pPr>
+        <w:pStyle w:val="BodyText"/>
+      </w:pPr>
+      <w:r>
+        <w:t xml:space="preserve">В этом файле код для настройки смены раскладки клавиатуры по нажатию на правый ctrl (</w:t>
+      </w:r>
+      <w:hyperlink w:anchor="fig-009">
+        <w:r>
+          <w:rPr>
+            <w:rStyle w:val="Hyperlink"/>
+          </w:rPr>
+          <w:t xml:space="preserve">рис. 9</w:t>
+        </w:r>
+      </w:hyperlink>
+      <w:r>
+        <w:t xml:space="preserve">)</w:t>
+      </w:r>
+    </w:p>
+    <w:tbl>
+      <w:tblPr>
+        <w:tblStyle w:val="Table"/>
+        <w:tblW w:type="pct" w:w="5000"/>
+        <w:tblLayout w:type="fixed"/>
+        <w:tblLook w:firstRow="0" w:lastRow="0" w:firstColumn="0" w:lastColumn="0" w:noHBand="0" w:noVBand="0" w:val="0000"/>
+      </w:tblPr>
+      <w:tblGrid>
+        <w:gridCol w:w="7920"/>
+      </w:tblGrid>
+      <w:tr>
+        <w:tc>
+          <w:tcPr/>
+          <w:bookmarkStart w:id="30" w:name="fig-009"/>
+          <w:p>
+            <w:pPr>
+              <w:pStyle w:val="Compact"/>
+              <w:jc w:val="center"/>
+            </w:pPr>
+          </w:p>
+          <w:p>
+            <w:pPr>
+              <w:jc w:val="center"/>
+            </w:pPr>
+            <w:pPr>
+              <w:jc w:val="left"/>
+              <w:spacing w:before="200"/>
+              <w:pStyle w:val="ImageCaption"/>
+            </w:pPr>
+            <w:r>
+              <w:t xml:space="preserve">Рисунок 9: Код для настройки смены языка</w:t>
+            </w:r>
+          </w:p>
+          <w:bookmarkEnd w:id="30"/>
+        </w:tc>
+      </w:tr>
+    </w:tbl>
+    <w:p>
+      <w:pPr>
+        <w:pStyle w:val="BodyText"/>
+      </w:pPr>
+      <w:r>
+        <w:t xml:space="preserve">Меняю имя хоста (</w:t>
+      </w:r>
+      <w:r>
+        <w:rPr>
+          <w:b/>
+          <w:bCs/>
+        </w:rPr>
+        <w:t xml:space="preserve">?@fig-0010</w:t>
+      </w:r>
+      <w:r>
+        <w:t xml:space="preserve">)</w:t>
+      </w:r>
+    </w:p>
+    <w:tbl>
+      <w:tblPr>
+        <w:tblStyle w:val="Table"/>
+        <w:tblW w:type="pct" w:w="5000"/>
+        <w:tblLayout w:type="fixed"/>
+        <w:tblLook w:firstRow="0" w:lastRow="0" w:firstColumn="0" w:lastColumn="0" w:noHBand="0" w:noVBand="0" w:val="0000"/>
+      </w:tblPr>
+      <w:tblGrid>
+        <w:gridCol w:w="7920"/>
+      </w:tblGrid>
+      <w:tr>
+        <w:tc>
+          <w:tcPr/>
+          <w:bookmarkStart w:id="31" w:name="fig-010"/>
+          <w:p>
+            <w:pPr>
+              <w:pStyle w:val="Compact"/>
+              <w:jc w:val="center"/>
+            </w:pPr>
+          </w:p>
+          <w:p>
+            <w:pPr>
+              <w:jc w:val="center"/>
+            </w:pPr>
+            <w:pPr>
+              <w:jc w:val="left"/>
+              <w:spacing w:before="200"/>
+              <w:pStyle w:val="ImageCaption"/>
+            </w:pPr>
+            <w:r>
+              <w:t xml:space="preserve">Рисунок 10: Изменение имени хоста</w:t>
+            </w:r>
+          </w:p>
+          <w:bookmarkEnd w:id="31"/>
+        </w:tc>
+      </w:tr>
+    </w:tbl>
+    <w:p>
+      <w:pPr>
+        <w:pStyle w:val="BodyText"/>
+      </w:pPr>
+      <w:r>
+        <w:t xml:space="preserve">Устанавливаю pandoc через github (</w:t>
+      </w:r>
+      <w:hyperlink w:anchor="fig-011">
+        <w:r>
+          <w:rPr>
+            <w:rStyle w:val="Hyperlink"/>
+          </w:rPr>
+          <w:t xml:space="preserve">рис. 11</w:t>
+        </w:r>
+      </w:hyperlink>
+      <w:r>
+        <w:t xml:space="preserve">)</w:t>
+      </w:r>
+    </w:p>
+    <w:tbl>
+      <w:tblPr>
+        <w:tblStyle w:val="Table"/>
+        <w:tblW w:type="pct" w:w="5000"/>
+        <w:tblLayout w:type="fixed"/>
+        <w:tblLook w:firstRow="0" w:lastRow="0" w:firstColumn="0" w:lastColumn="0" w:noHBand="0" w:noVBand="0" w:val="0000"/>
+      </w:tblPr>
+      <w:tblGrid>
+        <w:gridCol w:w="7920"/>
+      </w:tblGrid>
+      <w:tr>
+        <w:tc>
+          <w:tcPr/>
+          <w:bookmarkStart w:id="32" w:name="fig-011"/>
+          <w:p>
+            <w:pPr>
+              <w:pStyle w:val="Compact"/>
+              <w:jc w:val="center"/>
+            </w:pPr>
+          </w:p>
+          <w:p>
+            <w:pPr>
+              <w:jc w:val="center"/>
+            </w:pPr>
+            <w:pPr>
+              <w:jc w:val="left"/>
+              <w:spacing w:before="200"/>
+              <w:pStyle w:val="ImageCaption"/>
+            </w:pPr>
+            <w:r>
+              <w:t xml:space="preserve">Рисунок 11: Установка pandoc</w:t>
+            </w:r>
+          </w:p>
+          <w:bookmarkEnd w:id="32"/>
+        </w:tc>
+      </w:tr>
+    </w:tbl>
+    <w:p>
+      <w:pPr>
+        <w:pStyle w:val="BodyText"/>
+      </w:pPr>
+      <w:r>
+        <w:t xml:space="preserve">Установка textlive (</w:t>
+      </w:r>
+      <w:hyperlink w:anchor="fig-013">
+        <w:r>
+          <w:rPr>
+            <w:rStyle w:val="Hyperlink"/>
+          </w:rPr>
+          <w:t xml:space="preserve">рис. 12</w:t>
+        </w:r>
+      </w:hyperlink>
+      <w:r>
+        <w:t xml:space="preserve">)</w:t>
+      </w:r>
+    </w:p>
+    <w:tbl>
+      <w:tblPr>
+        <w:tblStyle w:val="Table"/>
+        <w:tblW w:type="pct" w:w="5000"/>
+        <w:tblLayout w:type="fixed"/>
+        <w:tblLook w:firstRow="0" w:lastRow="0" w:firstColumn="0" w:lastColumn="0" w:noHBand="0" w:noVBand="0" w:val="0000"/>
+      </w:tblPr>
+      <w:tblGrid>
+        <w:gridCol w:w="7920"/>
+      </w:tblGrid>
+      <w:tr>
+        <w:tc>
+          <w:tcPr/>
+          <w:bookmarkStart w:id="33" w:name="fig-013"/>
+          <w:p>
+            <w:pPr>
+              <w:pStyle w:val="Compact"/>
+              <w:jc w:val="center"/>
+            </w:pPr>
+          </w:p>
+          <w:p>
+            <w:pPr>
+              <w:jc w:val="center"/>
+            </w:pPr>
+            <w:pPr>
+              <w:jc w:val="left"/>
+              <w:spacing w:before="200"/>
+              <w:pStyle w:val="ImageCaption"/>
+            </w:pPr>
+            <w:r>
+              <w:t xml:space="preserve">Рисунок 12: Устанавливаю textlive</w:t>
+            </w:r>
+          </w:p>
+          <w:bookmarkEnd w:id="33"/>
+        </w:tc>
+      </w:tr>
+    </w:tbl>
     <w:bookmarkEnd w:id="34"/>
+    <w:bookmarkStart w:id="35" w:name="выводы"/>
+    <w:p>
+      <w:pPr>
+        <w:pStyle w:val="Heading1"/>
+      </w:pPr>
+      <w:r>
+        <w:t xml:space="preserve">4. Выводы</w:t>
+      </w:r>
+    </w:p>
+    <w:p>
+      <w:pPr>
+        <w:pStyle w:val="FirstParagraph"/>
+      </w:pPr>
+      <w:r>
+        <w:t xml:space="preserve">В результате выполнения лабораторной работы был установлен дистрибутив Fedore Sway на виртуальную машинуи была выполнена его начальная настройка.</w:t>
+      </w:r>
+    </w:p>
     <w:bookmarkEnd w:id="35"/>
+    <w:bookmarkStart w:id="37" w:name="список-литературы"/>
+    <w:p>
+      <w:pPr>
+        <w:pStyle w:val="Heading1"/>
+      </w:pPr>
+      <w:r>
+        <w:t xml:space="preserve">Список литературы</w:t>
+      </w:r>
+    </w:p>
+    <w:bookmarkStart w:id="36" w:name="refs"/>
     <w:bookmarkEnd w:id="36"/>
+    <w:bookmarkEnd w:id="37"/>
     <w:sectPr>
       <w:footnotePr>
         <w:numRestart w:val="eachSect"/>
@@ -829,8 +917,114 @@
       </w:pPr>
     </w:lvl>
   </w:abstractNum>
+  <w:abstractNum w:abstractNumId="991">
+    <w:nsid w:val="0000A991"/>
+    <w:multiLevelType w:val="multilevel"/>
+    <w:lvl w:ilvl="0">
+      <w:numFmt w:val="bullet"/>
+      <w:lvlText w:val=""/>
+      <w:lvlJc w:val="left"/>
+      <w:pPr>
+        <w:ind w:left="720" w:hanging="360"/>
+      </w:pPr>
+      <w:rPr>
+        <w:rFonts w:ascii="Symbol" w:hAnsi="Symbol" w:cs="Symbol" w:hint="default"/>
+      </w:rPr>
+    </w:lvl>
+    <w:lvl w:ilvl="1">
+      <w:numFmt w:val="bullet"/>
+      <w:lvlText w:val="o"/>
+      <w:lvlJc w:val="left"/>
+      <w:pPr>
+        <w:ind w:left="1440" w:hanging="360"/>
+      </w:pPr>
+      <w:rPr>
+        <w:rFonts w:ascii="Courier New" w:hAnsi="Courier New" w:cs="Courier New" w:hint="default"/>
+      </w:rPr>
+    </w:lvl>
+    <w:lvl w:ilvl="2">
+      <w:numFmt w:val="bullet"/>
+      <w:lvlText w:val=""/>
+      <w:lvlJc w:val="left"/>
+      <w:pPr>
+        <w:ind w:left="2160" w:hanging="360"/>
+      </w:pPr>
+      <w:rPr>
+        <w:rFonts w:ascii="Wingdings" w:hAnsi="Wingdings" w:cs="Wingdings" w:hint="default"/>
+      </w:rPr>
+    </w:lvl>
+    <w:lvl w:ilvl="3">
+      <w:numFmt w:val="bullet"/>
+      <w:lvlText w:val=""/>
+      <w:lvlJc w:val="left"/>
+      <w:pPr>
+        <w:ind w:left="2880" w:hanging="360"/>
+      </w:pPr>
+      <w:rPr>
+        <w:rFonts w:ascii="Symbol" w:hAnsi="Symbol" w:cs="Symbol" w:hint="default"/>
+      </w:rPr>
+    </w:lvl>
+    <w:lvl w:ilvl="4">
+      <w:numFmt w:val="bullet"/>
+      <w:lvlText w:val="o"/>
+      <w:lvlJc w:val="left"/>
+      <w:pPr>
+        <w:ind w:left="3600" w:hanging="360"/>
+      </w:pPr>
+      <w:rPr>
+        <w:rFonts w:ascii="Courier New" w:hAnsi="Courier New" w:cs="Courier New" w:hint="default"/>
+      </w:rPr>
+    </w:lvl>
+    <w:lvl w:ilvl="5">
+      <w:numFmt w:val="bullet"/>
+      <w:lvlText w:val=""/>
+      <w:lvlJc w:val="left"/>
+      <w:pPr>
+        <w:ind w:left="4320" w:hanging="360"/>
+      </w:pPr>
+      <w:rPr>
+        <w:rFonts w:ascii="Wingdings" w:hAnsi="Wingdings" w:cs="Wingdings" w:hint="default"/>
+      </w:rPr>
+    </w:lvl>
+    <w:lvl w:ilvl="6">
+      <w:numFmt w:val="bullet"/>
+      <w:lvlText w:val=""/>
+      <w:lvlJc w:val="left"/>
+      <w:pPr>
+        <w:ind w:left="5040" w:hanging="360"/>
+      </w:pPr>
+      <w:rPr>
+        <w:rFonts w:ascii="Symbol" w:hAnsi="Symbol" w:cs="Symbol" w:hint="default"/>
+      </w:rPr>
+    </w:lvl>
+    <w:lvl w:ilvl="7">
+      <w:numFmt w:val="bullet"/>
+      <w:lvlText w:val="o"/>
+      <w:lvlJc w:val="left"/>
+      <w:pPr>
+        <w:ind w:left="5760" w:hanging="360"/>
+      </w:pPr>
+      <w:rPr>
+        <w:rFonts w:ascii="Courier New" w:hAnsi="Courier New" w:cs="Courier New" w:hint="default"/>
+      </w:rPr>
+    </w:lvl>
+    <w:lvl w:ilvl="8">
+      <w:numFmt w:val="bullet"/>
+      <w:lvlText w:val=""/>
+      <w:lvlJc w:val="left"/>
+      <w:pPr>
+        <w:ind w:left="6480" w:hanging="360"/>
+      </w:pPr>
+      <w:rPr>
+        <w:rFonts w:ascii="Wingdings" w:hAnsi="Wingdings" w:cs="Wingdings" w:hint="default"/>
+      </w:rPr>
+    </w:lvl>
+  </w:abstractNum>
   <w:num w:numId="1000">
     <w:abstractNumId w:val="990"/>
+  </w:num>
+  <w:num w:numId="1001">
+    <w:abstractNumId w:val="991"/>
   </w:num>
 </w:numbering>
 </file>
